--- a/templates/04-chinh-sach-quy-trinh/qd-thanh-lap-hoi-dong-tham-dinh.docx
+++ b/templates/04-chinh-sach-quy-trinh/qd-thanh-lap-hoi-dong-tham-dinh.docx
@@ -180,7 +180,7 @@
                 <w:szCs w:val="26"/>
                 <w:highlight w:val="yellow"/>
               </w:rPr>
-              <w:t xml:space="preserve">18/2026</w:t>
+              <w:t xml:space="preserve">19/2026</w:t>
             </w:r>
             <w:r>
               <w:rPr>
@@ -539,7 +539,7 @@
           <w:szCs w:val="26"/>
           <w:highlight w:val="yellow"/>
         </w:rPr>
-        <w:t xml:space="preserve">22/2026/TTr-PANM</w:t>
+        <w:t xml:space="preserve">02/2026/TTr-PANM</w:t>
       </w:r>
       <w:r>
         <w:rPr>
@@ -564,7 +564,7 @@
           <w:szCs w:val="26"/>
           <w:highlight w:val="yellow"/>
         </w:rPr>
-        <w:t xml:space="preserve">15</w:t>
+        <w:t xml:space="preserve">26</w:t>
       </w:r>
       <w:r>
         <w:rPr>
@@ -677,9 +677,9 @@
       <w:tblGrid>
         <w:gridCol w:w="672"/>
         <w:gridCol w:w="1531"/>
-        <w:gridCol w:w="2065"/>
-        <w:gridCol w:w="2752"/>
-        <w:gridCol w:w="2005"/>
+        <w:gridCol w:w="2057"/>
+        <w:gridCol w:w="2774"/>
+        <w:gridCol w:w="1991"/>
       </w:tblGrid>
       <w:tr>
         <w:trPr>
@@ -706,6 +706,7 @@
           </w:tcPr>
           <w:p>
             <w:pPr>
+              <w:keepNext/>
               <w:spacing w:after="0" w:before="0" w:line="240" w:lineRule="auto"/>
               <w:jc w:val="center"/>
             </w:pPr>
@@ -743,6 +744,7 @@
           </w:tcPr>
           <w:p>
             <w:pPr>
+              <w:keepNext/>
               <w:spacing w:after="0" w:before="0" w:line="240" w:lineRule="auto"/>
               <w:jc w:val="center"/>
             </w:pPr>
@@ -762,7 +764,7 @@
         </w:tc>
         <w:tc>
           <w:tcPr>
-            <w:tcW w:type="dxa" w:w="2065"/>
+            <w:tcW w:type="dxa" w:w="2057"/>
             <w:tcBorders>
               <w:top w:val="single" w:color="000000" w:sz="4"/>
               <w:left w:val="single" w:color="000000" w:sz="4"/>
@@ -780,6 +782,7 @@
           </w:tcPr>
           <w:p>
             <w:pPr>
+              <w:keepNext/>
               <w:spacing w:after="0" w:before="0" w:line="240" w:lineRule="auto"/>
               <w:jc w:val="center"/>
             </w:pPr>
@@ -799,7 +802,7 @@
         </w:tc>
         <w:tc>
           <w:tcPr>
-            <w:tcW w:type="dxa" w:w="2752"/>
+            <w:tcW w:type="dxa" w:w="2774"/>
             <w:tcBorders>
               <w:top w:val="single" w:color="000000" w:sz="4"/>
               <w:left w:val="single" w:color="000000" w:sz="4"/>
@@ -817,6 +820,7 @@
           </w:tcPr>
           <w:p>
             <w:pPr>
+              <w:keepNext/>
               <w:spacing w:after="0" w:before="0" w:line="240" w:lineRule="auto"/>
               <w:jc w:val="center"/>
             </w:pPr>
@@ -836,7 +840,7 @@
         </w:tc>
         <w:tc>
           <w:tcPr>
-            <w:tcW w:type="dxa" w:w="2005"/>
+            <w:tcW w:type="dxa" w:w="1991"/>
             <w:tcBorders>
               <w:top w:val="single" w:color="000000" w:sz="4"/>
               <w:left w:val="single" w:color="000000" w:sz="4"/>
@@ -854,6 +858,7 @@
           </w:tcPr>
           <w:p>
             <w:pPr>
+              <w:keepNext/>
               <w:spacing w:after="0" w:before="0" w:line="240" w:lineRule="auto"/>
               <w:jc w:val="center"/>
             </w:pPr>
@@ -896,6 +901,7 @@
           </w:tcPr>
           <w:p>
             <w:pPr>
+              <w:keepNext/>
               <w:spacing w:after="0" w:before="0" w:line="240" w:lineRule="auto"/>
               <w:jc w:val="left"/>
             </w:pPr>
@@ -932,6 +938,7 @@
           </w:tcPr>
           <w:p>
             <w:pPr>
+              <w:keepNext/>
               <w:spacing w:after="0" w:before="0" w:line="240" w:lineRule="auto"/>
               <w:jc w:val="left"/>
             </w:pPr>
@@ -952,7 +959,7 @@
         </w:tc>
         <w:tc>
           <w:tcPr>
-            <w:tcW w:type="dxa" w:w="2065"/>
+            <w:tcW w:type="dxa" w:w="2057"/>
             <w:tcBorders>
               <w:top w:val="single" w:color="000000" w:sz="4"/>
               <w:left w:val="single" w:color="000000" w:sz="4"/>
@@ -969,6 +976,7 @@
           </w:tcPr>
           <w:p>
             <w:pPr>
+              <w:keepNext/>
               <w:spacing w:after="0" w:before="0" w:line="240" w:lineRule="auto"/>
               <w:jc w:val="left"/>
             </w:pPr>
@@ -989,7 +997,7 @@
         </w:tc>
         <w:tc>
           <w:tcPr>
-            <w:tcW w:type="dxa" w:w="2752"/>
+            <w:tcW w:type="dxa" w:w="2774"/>
             <w:tcBorders>
               <w:top w:val="single" w:color="000000" w:sz="4"/>
               <w:left w:val="single" w:color="000000" w:sz="4"/>
@@ -1006,6 +1014,7 @@
           </w:tcPr>
           <w:p>
             <w:pPr>
+              <w:keepNext/>
               <w:spacing w:after="0" w:before="0" w:line="240" w:lineRule="auto"/>
               <w:jc w:val="left"/>
             </w:pPr>
@@ -1025,7 +1034,7 @@
         </w:tc>
         <w:tc>
           <w:tcPr>
-            <w:tcW w:type="dxa" w:w="2005"/>
+            <w:tcW w:type="dxa" w:w="1991"/>
             <w:tcBorders>
               <w:top w:val="single" w:color="000000" w:sz="4"/>
               <w:left w:val="single" w:color="000000" w:sz="4"/>
@@ -1042,6 +1051,7 @@
           </w:tcPr>
           <w:p>
             <w:pPr>
+              <w:keepNext/>
               <w:spacing w:after="0" w:before="0" w:line="240" w:lineRule="auto"/>
               <w:jc w:val="left"/>
             </w:pPr>
@@ -1085,6 +1095,7 @@
           </w:tcPr>
           <w:p>
             <w:pPr>
+              <w:keepNext/>
               <w:spacing w:after="0" w:before="0" w:line="240" w:lineRule="auto"/>
               <w:jc w:val="left"/>
             </w:pPr>
@@ -1121,6 +1132,7 @@
           </w:tcPr>
           <w:p>
             <w:pPr>
+              <w:keepNext/>
               <w:spacing w:after="0" w:before="0" w:line="240" w:lineRule="auto"/>
               <w:jc w:val="left"/>
             </w:pPr>
@@ -1141,7 +1153,7 @@
         </w:tc>
         <w:tc>
           <w:tcPr>
-            <w:tcW w:type="dxa" w:w="2065"/>
+            <w:tcW w:type="dxa" w:w="2057"/>
             <w:tcBorders>
               <w:top w:val="single" w:color="000000" w:sz="4"/>
               <w:left w:val="single" w:color="000000" w:sz="4"/>
@@ -1158,6 +1170,7 @@
           </w:tcPr>
           <w:p>
             <w:pPr>
+              <w:keepNext/>
               <w:spacing w:after="0" w:before="0" w:line="240" w:lineRule="auto"/>
               <w:jc w:val="left"/>
             </w:pPr>
@@ -1178,7 +1191,7 @@
         </w:tc>
         <w:tc>
           <w:tcPr>
-            <w:tcW w:type="dxa" w:w="2752"/>
+            <w:tcW w:type="dxa" w:w="2774"/>
             <w:tcBorders>
               <w:top w:val="single" w:color="000000" w:sz="4"/>
               <w:left w:val="single" w:color="000000" w:sz="4"/>
@@ -1195,6 +1208,7 @@
           </w:tcPr>
           <w:p>
             <w:pPr>
+              <w:keepNext/>
               <w:spacing w:after="0" w:before="0" w:line="240" w:lineRule="auto"/>
               <w:jc w:val="left"/>
             </w:pPr>
@@ -1214,7 +1228,7 @@
         </w:tc>
         <w:tc>
           <w:tcPr>
-            <w:tcW w:type="dxa" w:w="2005"/>
+            <w:tcW w:type="dxa" w:w="1991"/>
             <w:tcBorders>
               <w:top w:val="single" w:color="000000" w:sz="4"/>
               <w:left w:val="single" w:color="000000" w:sz="4"/>
@@ -1231,6 +1245,7 @@
           </w:tcPr>
           <w:p>
             <w:pPr>
+              <w:keepNext/>
               <w:spacing w:after="0" w:before="0" w:line="240" w:lineRule="auto"/>
               <w:jc w:val="left"/>
             </w:pPr>
@@ -1261,6 +1276,7 @@
           </w:tcPr>
           <w:p>
             <w:pPr>
+              <w:keepNext/>
               <w:spacing w:after="0" w:before="0" w:line="240" w:lineRule="auto"/>
               <w:jc w:val="left"/>
             </w:pPr>
@@ -1297,6 +1313,7 @@
           </w:tcPr>
           <w:p>
             <w:pPr>
+              <w:keepNext/>
               <w:spacing w:after="0" w:before="0" w:line="240" w:lineRule="auto"/>
               <w:jc w:val="left"/>
             </w:pPr>
@@ -1317,7 +1334,7 @@
         </w:tc>
         <w:tc>
           <w:tcPr>
-            <w:tcW w:type="dxa" w:w="2065"/>
+            <w:tcW w:type="dxa" w:w="2057"/>
             <w:tcBorders>
               <w:top w:val="single" w:color="000000" w:sz="4"/>
               <w:left w:val="single" w:color="000000" w:sz="4"/>
@@ -1334,6 +1351,7 @@
           </w:tcPr>
           <w:p>
             <w:pPr>
+              <w:keepNext/>
               <w:spacing w:after="0" w:before="0" w:line="240" w:lineRule="auto"/>
               <w:jc w:val="left"/>
             </w:pPr>
@@ -1354,7 +1372,7 @@
         </w:tc>
         <w:tc>
           <w:tcPr>
-            <w:tcW w:type="dxa" w:w="2752"/>
+            <w:tcW w:type="dxa" w:w="2774"/>
             <w:tcBorders>
               <w:top w:val="single" w:color="000000" w:sz="4"/>
               <w:left w:val="single" w:color="000000" w:sz="4"/>
@@ -1371,6 +1389,7 @@
           </w:tcPr>
           <w:p>
             <w:pPr>
+              <w:keepNext/>
               <w:spacing w:after="0" w:before="0" w:line="240" w:lineRule="auto"/>
               <w:jc w:val="left"/>
             </w:pPr>
@@ -1390,7 +1409,7 @@
         </w:tc>
         <w:tc>
           <w:tcPr>
-            <w:tcW w:type="dxa" w:w="2005"/>
+            <w:tcW w:type="dxa" w:w="1991"/>
             <w:tcBorders>
               <w:top w:val="single" w:color="000000" w:sz="4"/>
               <w:left w:val="single" w:color="000000" w:sz="4"/>
@@ -1407,6 +1426,7 @@
           </w:tcPr>
           <w:p>
             <w:pPr>
+              <w:keepNext/>
               <w:spacing w:after="0" w:before="0" w:line="240" w:lineRule="auto"/>
               <w:jc w:val="left"/>
             </w:pPr>
@@ -1437,6 +1457,7 @@
           </w:tcPr>
           <w:p>
             <w:pPr>
+              <w:keepNext/>
               <w:spacing w:after="0" w:before="0" w:line="240" w:lineRule="auto"/>
               <w:jc w:val="left"/>
             </w:pPr>
@@ -1473,6 +1494,7 @@
           </w:tcPr>
           <w:p>
             <w:pPr>
+              <w:keepNext/>
               <w:spacing w:after="0" w:before="0" w:line="240" w:lineRule="auto"/>
               <w:jc w:val="left"/>
             </w:pPr>
@@ -1493,7 +1515,7 @@
         </w:tc>
         <w:tc>
           <w:tcPr>
-            <w:tcW w:type="dxa" w:w="2065"/>
+            <w:tcW w:type="dxa" w:w="2057"/>
             <w:tcBorders>
               <w:top w:val="single" w:color="000000" w:sz="4"/>
               <w:left w:val="single" w:color="000000" w:sz="4"/>
@@ -1510,6 +1532,7 @@
           </w:tcPr>
           <w:p>
             <w:pPr>
+              <w:keepNext/>
               <w:spacing w:after="0" w:before="0" w:line="240" w:lineRule="auto"/>
               <w:jc w:val="left"/>
             </w:pPr>
@@ -1530,7 +1553,7 @@
         </w:tc>
         <w:tc>
           <w:tcPr>
-            <w:tcW w:type="dxa" w:w="2752"/>
+            <w:tcW w:type="dxa" w:w="2774"/>
             <w:tcBorders>
               <w:top w:val="single" w:color="000000" w:sz="4"/>
               <w:left w:val="single" w:color="000000" w:sz="4"/>
@@ -1547,6 +1570,7 @@
           </w:tcPr>
           <w:p>
             <w:pPr>
+              <w:keepNext/>
               <w:spacing w:after="0" w:before="0" w:line="240" w:lineRule="auto"/>
               <w:jc w:val="left"/>
             </w:pPr>
@@ -1566,7 +1590,7 @@
         </w:tc>
         <w:tc>
           <w:tcPr>
-            <w:tcW w:type="dxa" w:w="2005"/>
+            <w:tcW w:type="dxa" w:w="1991"/>
             <w:tcBorders>
               <w:top w:val="single" w:color="000000" w:sz="4"/>
               <w:left w:val="single" w:color="000000" w:sz="4"/>
@@ -1583,6 +1607,7 @@
           </w:tcPr>
           <w:p>
             <w:pPr>
+              <w:keepNext/>
               <w:spacing w:after="0" w:before="0" w:line="240" w:lineRule="auto"/>
               <w:jc w:val="left"/>
             </w:pPr>
@@ -1613,6 +1638,7 @@
           </w:tcPr>
           <w:p>
             <w:pPr>
+              <w:keepNext/>
               <w:spacing w:after="0" w:before="0" w:line="240" w:lineRule="auto"/>
               <w:jc w:val="left"/>
             </w:pPr>
@@ -1649,6 +1675,7 @@
           </w:tcPr>
           <w:p>
             <w:pPr>
+              <w:keepNext/>
               <w:spacing w:after="0" w:before="0" w:line="240" w:lineRule="auto"/>
               <w:jc w:val="left"/>
             </w:pPr>
@@ -1669,7 +1696,7 @@
         </w:tc>
         <w:tc>
           <w:tcPr>
-            <w:tcW w:type="dxa" w:w="2065"/>
+            <w:tcW w:type="dxa" w:w="2057"/>
             <w:tcBorders>
               <w:top w:val="single" w:color="000000" w:sz="4"/>
               <w:left w:val="single" w:color="000000" w:sz="4"/>
@@ -1686,6 +1713,7 @@
           </w:tcPr>
           <w:p>
             <w:pPr>
+              <w:keepNext/>
               <w:spacing w:after="0" w:before="0" w:line="240" w:lineRule="auto"/>
               <w:jc w:val="left"/>
             </w:pPr>
@@ -1706,7 +1734,7 @@
         </w:tc>
         <w:tc>
           <w:tcPr>
-            <w:tcW w:type="dxa" w:w="2752"/>
+            <w:tcW w:type="dxa" w:w="2774"/>
             <w:tcBorders>
               <w:top w:val="single" w:color="000000" w:sz="4"/>
               <w:left w:val="single" w:color="000000" w:sz="4"/>
@@ -1723,6 +1751,7 @@
           </w:tcPr>
           <w:p>
             <w:pPr>
+              <w:keepNext/>
               <w:spacing w:after="0" w:before="0" w:line="240" w:lineRule="auto"/>
               <w:jc w:val="left"/>
             </w:pPr>
@@ -1742,7 +1771,7 @@
         </w:tc>
         <w:tc>
           <w:tcPr>
-            <w:tcW w:type="dxa" w:w="2005"/>
+            <w:tcW w:type="dxa" w:w="1991"/>
             <w:tcBorders>
               <w:top w:val="single" w:color="000000" w:sz="4"/>
               <w:left w:val="single" w:color="000000" w:sz="4"/>
@@ -1759,6 +1788,7 @@
           </w:tcPr>
           <w:p>
             <w:pPr>
+              <w:keepNext/>
               <w:spacing w:after="0" w:before="0" w:line="240" w:lineRule="auto"/>
               <w:jc w:val="left"/>
             </w:pPr>
@@ -1789,6 +1819,7 @@
           </w:tcPr>
           <w:p>
             <w:pPr>
+              <w:keepNext w:val="false"/>
               <w:spacing w:after="0" w:before="0" w:line="240" w:lineRule="auto"/>
               <w:jc w:val="left"/>
             </w:pPr>
@@ -1825,6 +1856,7 @@
           </w:tcPr>
           <w:p>
             <w:pPr>
+              <w:keepNext w:val="false"/>
               <w:spacing w:after="0" w:before="0" w:line="240" w:lineRule="auto"/>
               <w:jc w:val="left"/>
             </w:pPr>
@@ -1845,7 +1877,7 @@
         </w:tc>
         <w:tc>
           <w:tcPr>
-            <w:tcW w:type="dxa" w:w="2065"/>
+            <w:tcW w:type="dxa" w:w="2057"/>
             <w:tcBorders>
               <w:top w:val="single" w:color="000000" w:sz="4"/>
               <w:left w:val="single" w:color="000000" w:sz="4"/>
@@ -1862,6 +1894,7 @@
           </w:tcPr>
           <w:p>
             <w:pPr>
+              <w:keepNext w:val="false"/>
               <w:spacing w:after="0" w:before="0" w:line="240" w:lineRule="auto"/>
               <w:jc w:val="left"/>
             </w:pPr>
@@ -1882,7 +1915,7 @@
         </w:tc>
         <w:tc>
           <w:tcPr>
-            <w:tcW w:type="dxa" w:w="2752"/>
+            <w:tcW w:type="dxa" w:w="2774"/>
             <w:tcBorders>
               <w:top w:val="single" w:color="000000" w:sz="4"/>
               <w:left w:val="single" w:color="000000" w:sz="4"/>
@@ -1899,6 +1932,7 @@
           </w:tcPr>
           <w:p>
             <w:pPr>
+              <w:keepNext w:val="false"/>
               <w:spacing w:after="0" w:before="0" w:line="240" w:lineRule="auto"/>
               <w:jc w:val="left"/>
             </w:pPr>
@@ -1918,7 +1952,7 @@
         </w:tc>
         <w:tc>
           <w:tcPr>
-            <w:tcW w:type="dxa" w:w="2005"/>
+            <w:tcW w:type="dxa" w:w="1991"/>
             <w:tcBorders>
               <w:top w:val="single" w:color="000000" w:sz="4"/>
               <w:left w:val="single" w:color="000000" w:sz="4"/>
@@ -1935,6 +1969,7 @@
           </w:tcPr>
           <w:p>
             <w:pPr>
+              <w:keepNext w:val="false"/>
               <w:spacing w:after="0" w:before="0" w:line="240" w:lineRule="auto"/>
               <w:jc w:val="left"/>
             </w:pPr>
@@ -2372,7 +2407,7 @@
           <w:szCs w:val="26"/>
           <w:highlight w:val="yellow"/>
         </w:rPr>
-        <w:t xml:space="preserve">15</w:t>
+        <w:t xml:space="preserve">26</w:t>
       </w:r>
       <w:r>
         <w:rPr>
@@ -3021,7 +3056,7 @@
           <w:szCs w:val="24"/>
           <w:highlight w:val="yellow"/>
         </w:rPr>
-        <w:t xml:space="preserve">18/2026</w:t>
+        <w:t xml:space="preserve">19/2026</w:t>
       </w:r>
       <w:r>
         <w:rPr>

--- a/templates/04-chinh-sach-quy-trinh/qd-thanh-lap-hoi-dong-tham-dinh.docx
+++ b/templates/04-chinh-sach-quy-trinh/qd-thanh-lap-hoi-dong-tham-dinh.docx
@@ -676,10 +676,10 @@
       </w:tblPr>
       <w:tblGrid>
         <w:gridCol w:w="672"/>
-        <w:gridCol w:w="1531"/>
-        <w:gridCol w:w="2057"/>
-        <w:gridCol w:w="2774"/>
-        <w:gridCol w:w="1991"/>
+        <w:gridCol w:w="1773"/>
+        <w:gridCol w:w="2345"/>
+        <w:gridCol w:w="2460"/>
+        <w:gridCol w:w="1775"/>
       </w:tblGrid>
       <w:tr>
         <w:trPr>
@@ -726,7 +726,7 @@
         </w:tc>
         <w:tc>
           <w:tcPr>
-            <w:tcW w:type="dxa" w:w="1531"/>
+            <w:tcW w:type="dxa" w:w="1773"/>
             <w:tcBorders>
               <w:top w:val="single" w:color="000000" w:sz="4"/>
               <w:left w:val="single" w:color="000000" w:sz="4"/>
@@ -764,7 +764,7 @@
         </w:tc>
         <w:tc>
           <w:tcPr>
-            <w:tcW w:type="dxa" w:w="2057"/>
+            <w:tcW w:type="dxa" w:w="2345"/>
             <w:tcBorders>
               <w:top w:val="single" w:color="000000" w:sz="4"/>
               <w:left w:val="single" w:color="000000" w:sz="4"/>
@@ -802,7 +802,7 @@
         </w:tc>
         <w:tc>
           <w:tcPr>
-            <w:tcW w:type="dxa" w:w="2774"/>
+            <w:tcW w:type="dxa" w:w="2460"/>
             <w:tcBorders>
               <w:top w:val="single" w:color="000000" w:sz="4"/>
               <w:left w:val="single" w:color="000000" w:sz="4"/>
@@ -840,7 +840,7 @@
         </w:tc>
         <w:tc>
           <w:tcPr>
-            <w:tcW w:type="dxa" w:w="1991"/>
+            <w:tcW w:type="dxa" w:w="1775"/>
             <w:tcBorders>
               <w:top w:val="single" w:color="000000" w:sz="4"/>
               <w:left w:val="single" w:color="000000" w:sz="4"/>
@@ -921,7 +921,7 @@
         </w:tc>
         <w:tc>
           <w:tcPr>
-            <w:tcW w:type="dxa" w:w="1531"/>
+            <w:tcW w:type="dxa" w:w="1773"/>
             <w:tcBorders>
               <w:top w:val="single" w:color="000000" w:sz="4"/>
               <w:left w:val="single" w:color="000000" w:sz="4"/>
@@ -959,7 +959,7 @@
         </w:tc>
         <w:tc>
           <w:tcPr>
-            <w:tcW w:type="dxa" w:w="2057"/>
+            <w:tcW w:type="dxa" w:w="2345"/>
             <w:tcBorders>
               <w:top w:val="single" w:color="000000" w:sz="4"/>
               <w:left w:val="single" w:color="000000" w:sz="4"/>
@@ -997,7 +997,7 @@
         </w:tc>
         <w:tc>
           <w:tcPr>
-            <w:tcW w:type="dxa" w:w="2774"/>
+            <w:tcW w:type="dxa" w:w="2460"/>
             <w:tcBorders>
               <w:top w:val="single" w:color="000000" w:sz="4"/>
               <w:left w:val="single" w:color="000000" w:sz="4"/>
@@ -1034,7 +1034,7 @@
         </w:tc>
         <w:tc>
           <w:tcPr>
-            <w:tcW w:type="dxa" w:w="1991"/>
+            <w:tcW w:type="dxa" w:w="1775"/>
             <w:tcBorders>
               <w:top w:val="single" w:color="000000" w:sz="4"/>
               <w:left w:val="single" w:color="000000" w:sz="4"/>
@@ -1115,7 +1115,7 @@
         </w:tc>
         <w:tc>
           <w:tcPr>
-            <w:tcW w:type="dxa" w:w="1531"/>
+            <w:tcW w:type="dxa" w:w="1773"/>
             <w:tcBorders>
               <w:top w:val="single" w:color="000000" w:sz="4"/>
               <w:left w:val="single" w:color="000000" w:sz="4"/>
@@ -1153,7 +1153,7 @@
         </w:tc>
         <w:tc>
           <w:tcPr>
-            <w:tcW w:type="dxa" w:w="2057"/>
+            <w:tcW w:type="dxa" w:w="2345"/>
             <w:tcBorders>
               <w:top w:val="single" w:color="000000" w:sz="4"/>
               <w:left w:val="single" w:color="000000" w:sz="4"/>
@@ -1191,7 +1191,7 @@
         </w:tc>
         <w:tc>
           <w:tcPr>
-            <w:tcW w:type="dxa" w:w="2774"/>
+            <w:tcW w:type="dxa" w:w="2460"/>
             <w:tcBorders>
               <w:top w:val="single" w:color="000000" w:sz="4"/>
               <w:left w:val="single" w:color="000000" w:sz="4"/>
@@ -1228,7 +1228,7 @@
         </w:tc>
         <w:tc>
           <w:tcPr>
-            <w:tcW w:type="dxa" w:w="1991"/>
+            <w:tcW w:type="dxa" w:w="1775"/>
             <w:tcBorders>
               <w:top w:val="single" w:color="000000" w:sz="4"/>
               <w:left w:val="single" w:color="000000" w:sz="4"/>
@@ -1296,7 +1296,7 @@
         </w:tc>
         <w:tc>
           <w:tcPr>
-            <w:tcW w:type="dxa" w:w="1531"/>
+            <w:tcW w:type="dxa" w:w="1773"/>
             <w:tcBorders>
               <w:top w:val="single" w:color="000000" w:sz="4"/>
               <w:left w:val="single" w:color="000000" w:sz="4"/>
@@ -1334,7 +1334,7 @@
         </w:tc>
         <w:tc>
           <w:tcPr>
-            <w:tcW w:type="dxa" w:w="2057"/>
+            <w:tcW w:type="dxa" w:w="2345"/>
             <w:tcBorders>
               <w:top w:val="single" w:color="000000" w:sz="4"/>
               <w:left w:val="single" w:color="000000" w:sz="4"/>
@@ -1372,7 +1372,7 @@
         </w:tc>
         <w:tc>
           <w:tcPr>
-            <w:tcW w:type="dxa" w:w="2774"/>
+            <w:tcW w:type="dxa" w:w="2460"/>
             <w:tcBorders>
               <w:top w:val="single" w:color="000000" w:sz="4"/>
               <w:left w:val="single" w:color="000000" w:sz="4"/>
@@ -1409,7 +1409,7 @@
         </w:tc>
         <w:tc>
           <w:tcPr>
-            <w:tcW w:type="dxa" w:w="1991"/>
+            <w:tcW w:type="dxa" w:w="1775"/>
             <w:tcBorders>
               <w:top w:val="single" w:color="000000" w:sz="4"/>
               <w:left w:val="single" w:color="000000" w:sz="4"/>
@@ -1477,7 +1477,7 @@
         </w:tc>
         <w:tc>
           <w:tcPr>
-            <w:tcW w:type="dxa" w:w="1531"/>
+            <w:tcW w:type="dxa" w:w="1773"/>
             <w:tcBorders>
               <w:top w:val="single" w:color="000000" w:sz="4"/>
               <w:left w:val="single" w:color="000000" w:sz="4"/>
@@ -1515,7 +1515,7 @@
         </w:tc>
         <w:tc>
           <w:tcPr>
-            <w:tcW w:type="dxa" w:w="2057"/>
+            <w:tcW w:type="dxa" w:w="2345"/>
             <w:tcBorders>
               <w:top w:val="single" w:color="000000" w:sz="4"/>
               <w:left w:val="single" w:color="000000" w:sz="4"/>
@@ -1553,7 +1553,7 @@
         </w:tc>
         <w:tc>
           <w:tcPr>
-            <w:tcW w:type="dxa" w:w="2774"/>
+            <w:tcW w:type="dxa" w:w="2460"/>
             <w:tcBorders>
               <w:top w:val="single" w:color="000000" w:sz="4"/>
               <w:left w:val="single" w:color="000000" w:sz="4"/>
@@ -1590,7 +1590,7 @@
         </w:tc>
         <w:tc>
           <w:tcPr>
-            <w:tcW w:type="dxa" w:w="1991"/>
+            <w:tcW w:type="dxa" w:w="1775"/>
             <w:tcBorders>
               <w:top w:val="single" w:color="000000" w:sz="4"/>
               <w:left w:val="single" w:color="000000" w:sz="4"/>
@@ -1658,7 +1658,7 @@
         </w:tc>
         <w:tc>
           <w:tcPr>
-            <w:tcW w:type="dxa" w:w="1531"/>
+            <w:tcW w:type="dxa" w:w="1773"/>
             <w:tcBorders>
               <w:top w:val="single" w:color="000000" w:sz="4"/>
               <w:left w:val="single" w:color="000000" w:sz="4"/>
@@ -1696,7 +1696,7 @@
         </w:tc>
         <w:tc>
           <w:tcPr>
-            <w:tcW w:type="dxa" w:w="2057"/>
+            <w:tcW w:type="dxa" w:w="2345"/>
             <w:tcBorders>
               <w:top w:val="single" w:color="000000" w:sz="4"/>
               <w:left w:val="single" w:color="000000" w:sz="4"/>
@@ -1734,7 +1734,7 @@
         </w:tc>
         <w:tc>
           <w:tcPr>
-            <w:tcW w:type="dxa" w:w="2774"/>
+            <w:tcW w:type="dxa" w:w="2460"/>
             <w:tcBorders>
               <w:top w:val="single" w:color="000000" w:sz="4"/>
               <w:left w:val="single" w:color="000000" w:sz="4"/>
@@ -1771,7 +1771,7 @@
         </w:tc>
         <w:tc>
           <w:tcPr>
-            <w:tcW w:type="dxa" w:w="1991"/>
+            <w:tcW w:type="dxa" w:w="1775"/>
             <w:tcBorders>
               <w:top w:val="single" w:color="000000" w:sz="4"/>
               <w:left w:val="single" w:color="000000" w:sz="4"/>
@@ -1839,7 +1839,7 @@
         </w:tc>
         <w:tc>
           <w:tcPr>
-            <w:tcW w:type="dxa" w:w="1531"/>
+            <w:tcW w:type="dxa" w:w="1773"/>
             <w:tcBorders>
               <w:top w:val="single" w:color="000000" w:sz="4"/>
               <w:left w:val="single" w:color="000000" w:sz="4"/>
@@ -1877,7 +1877,7 @@
         </w:tc>
         <w:tc>
           <w:tcPr>
-            <w:tcW w:type="dxa" w:w="2057"/>
+            <w:tcW w:type="dxa" w:w="2345"/>
             <w:tcBorders>
               <w:top w:val="single" w:color="000000" w:sz="4"/>
               <w:left w:val="single" w:color="000000" w:sz="4"/>
@@ -1915,7 +1915,7 @@
         </w:tc>
         <w:tc>
           <w:tcPr>
-            <w:tcW w:type="dxa" w:w="2774"/>
+            <w:tcW w:type="dxa" w:w="2460"/>
             <w:tcBorders>
               <w:top w:val="single" w:color="000000" w:sz="4"/>
               <w:left w:val="single" w:color="000000" w:sz="4"/>
@@ -1952,7 +1952,7 @@
         </w:tc>
         <w:tc>
           <w:tcPr>
-            <w:tcW w:type="dxa" w:w="1991"/>
+            <w:tcW w:type="dxa" w:w="1775"/>
             <w:tcBorders>
               <w:top w:val="single" w:color="000000" w:sz="4"/>
               <w:left w:val="single" w:color="000000" w:sz="4"/>
